--- a/content/Bios/Gordon_Cooper.docx
+++ b/content/Bios/Gordon_Cooper.docx
@@ -1,282 +1,8 @@
 
 <file path=word/document.xml><?xml version="1.0" encoding="utf-8"?>
-<w:document xmlns:w14="http://schemas.microsoft.com/office/word/2010/wordml" xmlns:wp14="http://schemas.microsoft.com/office/word/2010/wordprocessingDrawing" xmlns:w="http://schemas.openxmlformats.org/wordprocessingml/2006/main" xmlns:m="http://schemas.openxmlformats.org/officeDocument/2006/math" xmlns:r="http://schemas.openxmlformats.org/officeDocument/2006/relationships" xmlns:o="urn:schemas-microsoft-com:office:office" xmlns:v="urn:schemas-microsoft-com:vml" xmlns:w10="urn:schemas-microsoft-com:office:word" xmlns:a="http://schemas.openxmlformats.org/drawingml/2006/main" xmlns:pic="http://schemas.openxmlformats.org/drawingml/2006/picture" xmlns:wp="http://schemas.openxmlformats.org/drawingml/2006/wordprocessingDrawing" xmlns:mc="http://schemas.openxmlformats.org/markup-compatibility/2006" mc:Ignorable="w14 wp14">
+<w:document xmlns:ns1="http://schemas.openxmlformats.org/markup-compatibility/2006" xmlns:ns2="http://schemas.microsoft.com/office/word/2010/wordml" xmlns:w="http://schemas.openxmlformats.org/wordprocessingml/2006/main" ns1:Ignorable="w14 wp14">
   <w:body>
-    <w:p xmlns:wp14="http://schemas.microsoft.com/office/word/2010/wordml" wp14:textId="77777777">
-      <w:pPr>
-        <w:pStyle w:val="FirstParagraph"/>
-      </w:pPr>
-      <w:r>
-        <w:rPr/>
-        <w:t>2002 Hall of Fame Inductee Gordon R. Cooper – Rifle</w:t>
-      </w:r>
-      <w:r>
-        <w:rPr/>
-        <w:t xml:space="preserve"> </w:t>
-      </w:r>
-      <w:r>
-        <w:rPr/>
-        <w:t xml:space="preserve">Gordon was born on April 1, </w:t>
-      </w:r>
-      <w:r>
-        <w:rPr/>
-        <w:t>1930</w:t>
-      </w:r>
-      <w:r>
-        <w:rPr/>
-        <w:t xml:space="preserve"> in </w:t>
-      </w:r>
-      <w:r>
-        <w:rPr/>
-        <w:t>McGill</w:t>
-      </w:r>
-      <w:r>
-        <w:rPr/>
-        <w:t xml:space="preserve"> Nevada. </w:t>
-      </w:r>
-      <w:r>
-        <w:rPr/>
-        <w:t>He was married to Vonda G. (Larson)</w:t>
-      </w:r>
-      <w:r>
-        <w:rPr/>
-        <w:t xml:space="preserve"> </w:t>
-      </w:r>
-      <w:r>
-        <w:rPr/>
-        <w:t>Cooper in 1951.</w:t>
-      </w:r>
-      <w:r>
-        <w:rPr/>
-        <w:t xml:space="preserve"> They had two children; Gordon Steven Cooper was born in 1957 followed</w:t>
-      </w:r>
-      <w:r>
-        <w:rPr/>
-        <w:t xml:space="preserve"> </w:t>
-      </w:r>
-      <w:r>
-        <w:rPr/>
-        <w:t>by Shawn Roger Cooper in 1959. His education began at White Pine County High School in</w:t>
-      </w:r>
-      <w:r>
-        <w:rPr/>
-        <w:t xml:space="preserve"> </w:t>
-      </w:r>
-      <w:r>
-        <w:rPr/>
-        <w:t>Ely, Nevada in 1948. Gordon was later awarded a B.A. Degree at the University of Denver in</w:t>
-      </w:r>
-      <w:r>
-        <w:rPr/>
-        <w:t xml:space="preserve"> </w:t>
-      </w:r>
-      <w:r>
-        <w:rPr/>
-        <w:t xml:space="preserve">1952. He played football and baseball. He </w:t>
-      </w:r>
-      <w:r>
-        <w:rPr/>
-        <w:t>was</w:t>
-      </w:r>
-      <w:r>
-        <w:rPr/>
-        <w:t xml:space="preserve"> All Conference in football and baseball for 3</w:t>
-      </w:r>
-      <w:r>
-        <w:rPr/>
-        <w:t xml:space="preserve"> </w:t>
-      </w:r>
-      <w:r>
-        <w:rPr/>
-        <w:t>years. He was second string All-American in his senior year in football and set an NCAA pass</w:t>
-      </w:r>
-      <w:r>
-        <w:rPr/>
-        <w:t xml:space="preserve"> </w:t>
-      </w:r>
-      <w:r>
-        <w:rPr/>
-        <w:t xml:space="preserve">reception record for 106 catches over three </w:t>
-      </w:r>
-      <w:r>
-        <w:rPr/>
-        <w:t>vears</w:t>
-      </w:r>
-      <w:r>
-        <w:rPr/>
-        <w:t xml:space="preserve"> ending in 1952.</w:t>
-      </w:r>
-      <w:r>
-        <w:rPr/>
-        <w:t xml:space="preserve"> </w:t>
-      </w:r>
-      <w:r>
-        <w:rPr/>
-        <w:t>In 1952, Gordon was drafted in the 7th round by The Detroit Lions. He played three</w:t>
-      </w:r>
-      <w:r>
-        <w:rPr/>
-        <w:t xml:space="preserve"> </w:t>
-      </w:r>
-      <w:r>
-        <w:rPr/>
-        <w:t xml:space="preserve">exhibition games and then was drafted into the U.S. Army. Gordon spent </w:t>
-      </w:r>
-      <w:r>
-        <w:rPr/>
-        <w:t>18 months</w:t>
-      </w:r>
-      <w:r>
-        <w:rPr/>
-        <w:t xml:space="preserve"> in</w:t>
-      </w:r>
-      <w:r>
-        <w:rPr/>
-        <w:t xml:space="preserve"> </w:t>
-      </w:r>
-      <w:r>
-        <w:rPr/>
-        <w:t xml:space="preserve">Germany, returning to The University of Denver in 1955 to secure his </w:t>
-      </w:r>
-      <w:r>
-        <w:rPr/>
-        <w:t>Master’s Degree</w:t>
-      </w:r>
-      <w:r>
-        <w:rPr/>
-        <w:t xml:space="preserve"> and</w:t>
-      </w:r>
-      <w:r>
-        <w:rPr/>
-        <w:t xml:space="preserve"> </w:t>
-      </w:r>
-      <w:r>
-        <w:rPr/>
-        <w:t>then on to receive his M.A. Degree in 1956.</w:t>
-      </w:r>
-      <w:r>
-        <w:rPr/>
-        <w:t xml:space="preserve"> </w:t>
-      </w:r>
-      <w:r>
-        <w:rPr/>
-        <w:t>In the fall of 1956, he started coaching and teaching at Rifle High School, Rifle, Colorado. He</w:t>
-      </w:r>
-      <w:r>
-        <w:rPr/>
-        <w:t xml:space="preserve"> </w:t>
-      </w:r>
-      <w:r>
-        <w:rPr/>
-        <w:t>coached football, baseball, and track. During that time, he had one Track State</w:t>
-      </w:r>
-      <w:r>
-        <w:rPr/>
-        <w:t xml:space="preserve"> </w:t>
-      </w:r>
-      <w:r>
-        <w:rPr/>
-        <w:t>Championship (1963)</w:t>
-      </w:r>
-      <w:r>
-        <w:rPr/>
-        <w:t xml:space="preserve"> one</w:t>
-      </w:r>
-      <w:r>
-        <w:rPr/>
-        <w:t xml:space="preserve"> Football State Championship (1973)</w:t>
-      </w:r>
-      <w:r>
-        <w:rPr/>
-        <w:t xml:space="preserve"> and</w:t>
-      </w:r>
-      <w:r>
-        <w:rPr/>
-        <w:t xml:space="preserve"> one tie for Football</w:t>
-      </w:r>
-      <w:r>
-        <w:rPr/>
-        <w:t xml:space="preserve"> </w:t>
-      </w:r>
-      <w:r>
-        <w:rPr/>
-        <w:t>State Championship (1961), two State Championships in baseball (1981 and 1985). He also</w:t>
-      </w:r>
-      <w:r>
-        <w:rPr/>
-        <w:t xml:space="preserve"> </w:t>
-      </w:r>
-      <w:r>
-        <w:rPr/>
-        <w:t xml:space="preserve">coached wrestling for a few </w:t>
-      </w:r>
-      <w:r>
-        <w:rPr/>
-        <w:t>years</w:t>
-      </w:r>
-      <w:r>
-        <w:rPr/>
-        <w:t xml:space="preserve"> having four individual State Champions. Gordon was</w:t>
-      </w:r>
-      <w:r>
-        <w:rPr/>
-        <w:t xml:space="preserve"> </w:t>
-      </w:r>
-      <w:r>
-        <w:rPr/>
-        <w:t>voted AA Coach of the Year in baseball (1981, 1984 and 1986</w:t>
-      </w:r>
-      <w:r>
-        <w:rPr/>
-        <w:t>.)</w:t>
-      </w:r>
-      <w:r>
-        <w:rPr/>
-        <w:t xml:space="preserve"> In 1999 Gordon was</w:t>
-      </w:r>
-      <w:r>
-        <w:rPr/>
-        <w:t xml:space="preserve"> </w:t>
-      </w:r>
-      <w:r>
-        <w:rPr/>
-        <w:t>inducted into the Colorado High School Coaches Association Hall of Fame and in 1987,</w:t>
-      </w:r>
-      <w:r>
-        <w:rPr/>
-        <w:t xml:space="preserve"> </w:t>
-      </w:r>
-      <w:r>
-        <w:rPr/>
-        <w:t>Gordon retired from Rifle High School.</w:t>
-      </w:r>
-    </w:p>
-    <w:p>
-      <w:pPr>
-        <w:pStyle w:val="BodyText"/>
-      </w:pPr>
-    </w:p>
-    <w:p>
-      <w:pPr>
-        <w:pStyle w:val="Heading2"/>
-        <w:spacing w:before="261" w:beforeAutospacing="off" w:after="261" w:afterAutospacing="off" w:line="300" w:lineRule="auto"/>
-      </w:pPr>
-      <w:r>
-        <w:rPr>
-          <w:rFonts w:ascii="Segoe UI" w:hAnsi="Segoe UI" w:eastAsia="Segoe UI" w:cs="Segoe UI"/>
-          <w:b w:val="1"/>
-          <w:bCs w:val="1"/>
-          <w:i w:val="0"/>
-          <w:iCs w:val="0"/>
-          <w:noProof w:val="0"/>
-          <w:sz w:val="31"/>
-          <w:szCs w:val="31"/>
-          <w:lang w:val="en-US"/>
-        </w:rPr>
-        <w:t>Revised Biography: Gordon R. Cooper</w:t>
-      </w:r>
-    </w:p>
-    <w:p>
+    <w:p ns2:paraId="491A8E98" ns2:textId="3DDE2298">
       <w:pPr>
         <w:spacing w:before="0" w:beforeAutospacing="off" w:after="0" w:afterAutospacing="off" w:line="300" w:lineRule="auto"/>
       </w:pPr>
@@ -295,7 +21,7 @@
         <w:t>2002 Hall of Fame Inductee – Rifle</w:t>
       </w:r>
     </w:p>
-    <w:p>
+    <w:p ns2:paraId="3136BC70" ns2:textId="2C75B554">
       <w:pPr>
         <w:spacing w:before="0" w:beforeAutospacing="off" w:after="0" w:afterAutospacing="off" w:line="300" w:lineRule="auto"/>
         <w:rPr>
@@ -381,7 +107,7 @@
         <w:t xml:space="preserve"> in 1952.</w:t>
       </w:r>
     </w:p>
-    <w:p>
+    <w:p ns2:paraId="4072C974" ns2:textId="17729841">
       <w:pPr>
         <w:spacing w:before="0" w:beforeAutospacing="off" w:after="0" w:afterAutospacing="off" w:line="300" w:lineRule="auto"/>
         <w:rPr>
@@ -495,7 +221,7 @@
         <w:t xml:space="preserve"> to complete his master’s degree in 1956.</w:t>
       </w:r>
     </w:p>
-    <w:p>
+    <w:p ns2:paraId="7B114C59" ns2:textId="18731DCF">
       <w:pPr>
         <w:spacing w:before="0" w:beforeAutospacing="off" w:after="0" w:afterAutospacing="off" w:line="300" w:lineRule="auto"/>
         <w:rPr>
@@ -609,7 +335,7 @@
         <w:t xml:space="preserve"> Championships in 1981 and 1985. He also coached wrestling for several seasons, guiding four individual State Champions.</w:t>
       </w:r>
     </w:p>
-    <w:p>
+    <w:p ns2:paraId="02E1116F" ns2:textId="6306E0A6">
       <w:pPr>
         <w:spacing w:before="0" w:beforeAutospacing="off" w:after="0" w:afterAutospacing="off" w:line="300" w:lineRule="auto"/>
         <w:rPr>
@@ -695,7 +421,7 @@
         <w:t>.</w:t>
       </w:r>
     </w:p>
-    <w:p>
+    <w:p ns2:paraId="41092F19" ns2:textId="33AED8B2">
       <w:pPr>
         <w:pStyle w:val="BodyText"/>
       </w:pPr>
